--- a/fra/docx/13.content.docx
+++ b/fra/docx/13.content.docx
@@ -19,7 +19,7 @@
         <w:rPr>
           <w:lang w:val="fr_FR" w:bidi="fr_FR"/>
         </w:rPr>
-        <w:t>Resource: Notes d'étude - Introductions aux livres (Tyndale)</w:t>
+        <w:t>Resource: Tyndale Open Study Notes</w:t>
       </w:r>
       <w:r>
         <w:rPr>
@@ -112,7 +112,7 @@
         <w:rPr>
           <w:lang w:val="fr_FR" w:bidi="fr_FR"/>
         </w:rPr>
-        <w:t>Notes d'étude - Introductions aux livres (Tyndale)</w:t>
+        <w:t>Tyndale Open Study Notes</w:t>
       </w:r>
     </w:p>
     <w:p>

--- a/fra/docx/13.content.docx
+++ b/fra/docx/13.content.docx
@@ -19,7 +19,7 @@
         <w:rPr>
           <w:lang w:val="fr_FR" w:bidi="fr_FR"/>
         </w:rPr>
-        <w:t>Resource: Tyndale Open Study Notes</w:t>
+        <w:t>Resource: Aquifer Open Study Notes (Book Intros)</w:t>
       </w:r>
       <w:r>
         <w:rPr>
@@ -112,7 +112,7 @@
         <w:rPr>
           <w:lang w:val="fr_FR" w:bidi="fr_FR"/>
         </w:rPr>
-        <w:t>Tyndale Open Study Notes</w:t>
+        <w:t>Aquifer Open Study Notes (Book Intros)</w:t>
       </w:r>
     </w:p>
     <w:p>

--- a/fra/docx/13.content.docx
+++ b/fra/docx/13.content.docx
@@ -258,36 +258,24 @@
         </w:rPr>
         <w:t xml:space="preserve">Les Babyloniens avaient conquis le royaume de Juda entre 605 et 586 av. J.‑C. En une génération, leur pouvoir avait décliné, affaibli par leur propre décadence (voir </w:t>
       </w:r>
-      <w:hyperlink r:id="rId13">
-        <w:r>
-          <w:rPr>
-            <w:lang w:val="fr_FR" w:bidi="fr_FR"/>
-          </w:rPr>
-          <w:rPr>
-            <w:color w:val="0000EE"/>
-            <w:u w:val="single"/>
-          </w:rPr>
-          <w:t>Dn 5</w:t>
-        </w:r>
-      </w:hyperlink>
+      <w:r>
+        <w:rPr>
+          <w:lang w:val="fr_FR" w:bidi="fr_FR"/>
+        </w:rPr>
+        <w:t>Dn 5</w:t>
+      </w:r>
       <w:r>
         <w:rPr>
           <w:lang w:val="fr_FR" w:bidi="fr_FR"/>
         </w:rPr>
         <w:t xml:space="preserve">). Pendant ce temps, à l’est, Cyrus le Grand (559–530 av. J.‑C.) avait fondé un nouvel empire réunissant les Mèdes et les Perses. En octobre 539 av. J.‑C., Babylone était tombée sans résistance, et l’empire de Cyrus s’était étendu à l’ouest jusqu’à inclure la Babylonie (voir </w:t>
       </w:r>
-      <w:hyperlink r:id="rId14">
-        <w:r>
-          <w:rPr>
-            <w:lang w:val="fr_FR" w:bidi="fr_FR"/>
-          </w:rPr>
-          <w:rPr>
-            <w:color w:val="0000EE"/>
-            <w:u w:val="single"/>
-          </w:rPr>
-          <w:t>Dn 5.30–31</w:t>
-        </w:r>
-      </w:hyperlink>
+      <w:r>
+        <w:rPr>
+          <w:lang w:val="fr_FR" w:bidi="fr_FR"/>
+        </w:rPr>
+        <w:t>Dn 5.30–31</w:t>
+      </w:r>
       <w:r>
         <w:rPr>
           <w:lang w:val="fr_FR" w:bidi="fr_FR"/>
@@ -347,36 +335,24 @@
         </w:rPr>
         <w:t>1 Chroniques se divise en deux grandes parties : d’une part, la mise en valeur de l’identité d’Israël par les généalogies (</w:t>
       </w:r>
-      <w:hyperlink r:id="rId15">
-        <w:r>
-          <w:rPr>
-            <w:lang w:val="fr_FR" w:bidi="fr_FR"/>
-          </w:rPr>
-          <w:rPr>
-            <w:color w:val="0000EE"/>
-            <w:u w:val="single"/>
-          </w:rPr>
-          <w:t>1Ch 1.1–9.44</w:t>
-        </w:r>
-      </w:hyperlink>
+      <w:r>
+        <w:rPr>
+          <w:lang w:val="fr_FR" w:bidi="fr_FR"/>
+        </w:rPr>
+        <w:t>1Ch 1.1–9.44</w:t>
+      </w:r>
       <w:r>
         <w:rPr>
           <w:lang w:val="fr_FR" w:bidi="fr_FR"/>
         </w:rPr>
         <w:t>) ; d’autre part, la préparation de Jérusalem par David pour la construction du temple et le règne de Salomon (</w:t>
       </w:r>
-      <w:hyperlink r:id="rId16">
-        <w:r>
-          <w:rPr>
-            <w:lang w:val="fr_FR" w:bidi="fr_FR"/>
-          </w:rPr>
-          <w:rPr>
-            <w:color w:val="0000EE"/>
-            <w:u w:val="single"/>
-          </w:rPr>
-          <w:t>10.1–29.30</w:t>
-        </w:r>
-      </w:hyperlink>
+      <w:r>
+        <w:rPr>
+          <w:lang w:val="fr_FR" w:bidi="fr_FR"/>
+        </w:rPr>
+        <w:t>10.1–29.30</w:t>
+      </w:r>
       <w:r>
         <w:rPr>
           <w:lang w:val="fr_FR" w:bidi="fr_FR"/>
@@ -397,144 +373,96 @@
         </w:rPr>
         <w:t xml:space="preserve">Le </w:t>
       </w:r>
-      <w:hyperlink r:id="rId17">
-        <w:r>
-          <w:rPr>
-            <w:lang w:val="fr_FR" w:bidi="fr_FR"/>
-          </w:rPr>
-          <w:rPr>
-            <w:color w:val="0000EE"/>
-            <w:u w:val="single"/>
-          </w:rPr>
-          <w:t xml:space="preserve">chap. 1 </w:t>
-        </w:r>
-      </w:hyperlink>
+      <w:r>
+        <w:rPr>
+          <w:lang w:val="fr_FR" w:bidi="fr_FR"/>
+        </w:rPr>
+        <w:t xml:space="preserve">chap. 1 </w:t>
+      </w:r>
       <w:r>
         <w:rPr>
           <w:lang w:val="fr_FR" w:bidi="fr_FR"/>
         </w:rPr>
         <w:t xml:space="preserve">retrace la sélection divine d'individus spécifiques, d'Adam à Jacob ( Israël). </w:t>
       </w:r>
-      <w:hyperlink r:id="rId18">
-        <w:r>
-          <w:rPr>
-            <w:lang w:val="fr_FR" w:bidi="fr_FR"/>
-          </w:rPr>
-          <w:rPr>
-            <w:color w:val="0000EE"/>
-            <w:u w:val="single"/>
-          </w:rPr>
-          <w:t>Les chap. 2–8</w:t>
-        </w:r>
-      </w:hyperlink>
+      <w:r>
+        <w:rPr>
+          <w:lang w:val="fr_FR" w:bidi="fr_FR"/>
+        </w:rPr>
+        <w:t>Les chap. 2–8</w:t>
+      </w:r>
       <w:r>
         <w:rPr>
           <w:lang w:val="fr_FR" w:bidi="fr_FR"/>
         </w:rPr>
         <w:t xml:space="preserve"> concerne les Israélites de Jacob jusqu’à l’exil à Babylone. Cette section détaille d'abord la tribu de Juda (</w:t>
       </w:r>
-      <w:hyperlink r:id="rId19">
-        <w:r>
-          <w:rPr>
-            <w:lang w:val="fr_FR" w:bidi="fr_FR"/>
-          </w:rPr>
-          <w:rPr>
-            <w:color w:val="0000EE"/>
-            <w:u w:val="single"/>
-          </w:rPr>
-          <w:t>chap. 2–4</w:t>
-        </w:r>
-      </w:hyperlink>
+      <w:r>
+        <w:rPr>
+          <w:lang w:val="fr_FR" w:bidi="fr_FR"/>
+        </w:rPr>
+        <w:t>chap. 2–4</w:t>
+      </w:r>
       <w:r>
         <w:rPr>
           <w:lang w:val="fr_FR" w:bidi="fr_FR"/>
         </w:rPr>
         <w:t>), en discutant de la maison de David dans la section centrale (</w:t>
       </w:r>
-      <w:hyperlink r:id="rId20">
-        <w:r>
-          <w:rPr>
-            <w:lang w:val="fr_FR" w:bidi="fr_FR"/>
-          </w:rPr>
-          <w:rPr>
-            <w:color w:val="0000EE"/>
-            <w:u w:val="single"/>
-          </w:rPr>
-          <w:t>chap. 3</w:t>
-        </w:r>
-      </w:hyperlink>
+      <w:r>
+        <w:rPr>
+          <w:lang w:val="fr_FR" w:bidi="fr_FR"/>
+        </w:rPr>
+        <w:t>chap. 3</w:t>
+      </w:r>
       <w:r>
         <w:rPr>
           <w:lang w:val="fr_FR" w:bidi="fr_FR"/>
         </w:rPr>
         <w:t>), avant de décire les autres tribus d'Israël, y compris celles situées à l'est du Jourdain, en Transjordanie (</w:t>
       </w:r>
-      <w:hyperlink r:id="rId21">
-        <w:r>
-          <w:rPr>
-            <w:lang w:val="fr_FR" w:bidi="fr_FR"/>
-          </w:rPr>
-          <w:rPr>
-            <w:color w:val="0000EE"/>
-            <w:u w:val="single"/>
-          </w:rPr>
-          <w:t>chap. 5–7</w:t>
-        </w:r>
-      </w:hyperlink>
+      <w:r>
+        <w:rPr>
+          <w:lang w:val="fr_FR" w:bidi="fr_FR"/>
+        </w:rPr>
+        <w:t>chap. 5–7</w:t>
+      </w:r>
       <w:r>
         <w:rPr>
           <w:lang w:val="fr_FR" w:bidi="fr_FR"/>
         </w:rPr>
         <w:t>). Au milieu de ces généaologies est mentionnée Lévi, une tribu centrale (</w:t>
       </w:r>
-      <w:hyperlink r:id="rId22">
-        <w:r>
-          <w:rPr>
-            <w:lang w:val="fr_FR" w:bidi="fr_FR"/>
-          </w:rPr>
-          <w:rPr>
-            <w:color w:val="0000EE"/>
-            <w:u w:val="single"/>
-          </w:rPr>
-          <w:t>chap. 6</w:t>
-        </w:r>
-      </w:hyperlink>
+      <w:r>
+        <w:rPr>
+          <w:lang w:val="fr_FR" w:bidi="fr_FR"/>
+        </w:rPr>
+        <w:t>chap. 6</w:t>
+      </w:r>
       <w:r>
         <w:rPr>
           <w:lang w:val="fr_FR" w:bidi="fr_FR"/>
         </w:rPr>
         <w:t>), suivie de Benjamin (</w:t>
       </w:r>
-      <w:hyperlink r:id="rId23">
-        <w:r>
-          <w:rPr>
-            <w:lang w:val="fr_FR" w:bidi="fr_FR"/>
-          </w:rPr>
-          <w:rPr>
-            <w:color w:val="0000EE"/>
-            <w:u w:val="single"/>
-          </w:rPr>
-          <w:t>chap. 8</w:t>
-        </w:r>
-      </w:hyperlink>
+      <w:r>
+        <w:rPr>
+          <w:lang w:val="fr_FR" w:bidi="fr_FR"/>
+        </w:rPr>
+        <w:t>chap. 8</w:t>
+      </w:r>
       <w:r>
         <w:rPr>
           <w:lang w:val="fr_FR" w:bidi="fr_FR"/>
         </w:rPr>
         <w:t>). Les généalogies s’achèvent vers 400 av. J.‑C. avec une liste de chefs communautaires revenus d’exil et actifs dans la reconstruction de Jérusalem (</w:t>
       </w:r>
-      <w:hyperlink r:id="rId24">
-        <w:r>
-          <w:rPr>
-            <w:lang w:val="fr_FR" w:bidi="fr_FR"/>
-          </w:rPr>
-          <w:rPr>
-            <w:color w:val="0000EE"/>
-            <w:u w:val="single"/>
-          </w:rPr>
-          <w:t>chap. 9</w:t>
-        </w:r>
-      </w:hyperlink>
+      <w:r>
+        <w:rPr>
+          <w:lang w:val="fr_FR" w:bidi="fr_FR"/>
+        </w:rPr>
+        <w:t>chap. 9</w:t>
+      </w:r>
       <w:r>
         <w:rPr>
           <w:lang w:val="fr_FR" w:bidi="fr_FR"/>
@@ -555,216 +483,144 @@
         </w:rPr>
         <w:t>La lignée de Saül (</w:t>
       </w:r>
-      <w:hyperlink r:id="rId25">
-        <w:r>
-          <w:rPr>
-            <w:lang w:val="fr_FR" w:bidi="fr_FR"/>
-          </w:rPr>
-          <w:rPr>
-            <w:color w:val="0000EE"/>
-            <w:u w:val="single"/>
-          </w:rPr>
-          <w:t>9.35–44</w:t>
-        </w:r>
-      </w:hyperlink>
+      <w:r>
+        <w:rPr>
+          <w:lang w:val="fr_FR" w:bidi="fr_FR"/>
+        </w:rPr>
+        <w:t>9.35–44</w:t>
+      </w:r>
       <w:r>
         <w:rPr>
           <w:lang w:val="fr_FR" w:bidi="fr_FR"/>
         </w:rPr>
         <w:t>) introduit la fondation de la monarchie. Après la mort de Saül à cause de son infidélité (</w:t>
       </w:r>
-      <w:hyperlink r:id="rId26">
-        <w:r>
-          <w:rPr>
-            <w:lang w:val="fr_FR" w:bidi="fr_FR"/>
-          </w:rPr>
-          <w:rPr>
-            <w:color w:val="0000EE"/>
-            <w:u w:val="single"/>
-          </w:rPr>
-          <w:t>10.1–14</w:t>
-        </w:r>
-      </w:hyperlink>
+      <w:r>
+        <w:rPr>
+          <w:lang w:val="fr_FR" w:bidi="fr_FR"/>
+        </w:rPr>
+        <w:t>10.1–14</w:t>
+      </w:r>
       <w:r>
         <w:rPr>
           <w:lang w:val="fr_FR" w:bidi="fr_FR"/>
         </w:rPr>
         <w:t>), David est devenu roi (</w:t>
       </w:r>
-      <w:hyperlink r:id="rId27">
-        <w:r>
-          <w:rPr>
-            <w:lang w:val="fr_FR" w:bidi="fr_FR"/>
-          </w:rPr>
-          <w:rPr>
-            <w:color w:val="0000EE"/>
-            <w:u w:val="single"/>
-          </w:rPr>
-          <w:t>11.1–12.40</w:t>
-        </w:r>
-      </w:hyperlink>
+      <w:r>
+        <w:rPr>
+          <w:lang w:val="fr_FR" w:bidi="fr_FR"/>
+        </w:rPr>
+        <w:t>11.1–12.40</w:t>
+      </w:r>
       <w:r>
         <w:rPr>
           <w:lang w:val="fr_FR" w:bidi="fr_FR"/>
         </w:rPr>
         <w:t>). Les chapitres suivants expliquent l'organisation de son administration et les préparatifs pour le temple (</w:t>
       </w:r>
-      <w:hyperlink r:id="rId28">
-        <w:r>
-          <w:rPr>
-            <w:lang w:val="fr_FR" w:bidi="fr_FR"/>
-          </w:rPr>
-          <w:rPr>
-            <w:color w:val="0000EE"/>
-            <w:u w:val="single"/>
-          </w:rPr>
-          <w:t>chap. 13–27</w:t>
-        </w:r>
-      </w:hyperlink>
+      <w:r>
+        <w:rPr>
+          <w:lang w:val="fr_FR" w:bidi="fr_FR"/>
+        </w:rPr>
+        <w:t>chap. 13–27</w:t>
+      </w:r>
       <w:r>
         <w:rPr>
           <w:lang w:val="fr_FR" w:bidi="fr_FR"/>
         </w:rPr>
         <w:t>). Le transfert de l’arche à Jérusalem (</w:t>
       </w:r>
-      <w:hyperlink r:id="rId29">
-        <w:r>
-          <w:rPr>
-            <w:lang w:val="fr_FR" w:bidi="fr_FR"/>
-          </w:rPr>
-          <w:rPr>
-            <w:color w:val="0000EE"/>
-            <w:u w:val="single"/>
-          </w:rPr>
-          <w:t>chap. 13–16</w:t>
-        </w:r>
-      </w:hyperlink>
+      <w:r>
+        <w:rPr>
+          <w:lang w:val="fr_FR" w:bidi="fr_FR"/>
+        </w:rPr>
+        <w:t>chap. 13–16</w:t>
+      </w:r>
       <w:r>
         <w:rPr>
           <w:lang w:val="fr_FR" w:bidi="fr_FR"/>
         </w:rPr>
         <w:t>) a marqué une étape clé dans l’établissement de son royaume. Le reste du livre décrit les étapes menant à la construction du temple : la désignation de celui qui allait bâtir le temple (</w:t>
       </w:r>
-      <w:hyperlink r:id="rId30">
-        <w:r>
-          <w:rPr>
-            <w:lang w:val="fr_FR" w:bidi="fr_FR"/>
-          </w:rPr>
-          <w:rPr>
-            <w:color w:val="0000EE"/>
-            <w:u w:val="single"/>
-          </w:rPr>
-          <w:t>chap. 17</w:t>
-        </w:r>
-      </w:hyperlink>
+      <w:r>
+        <w:rPr>
+          <w:lang w:val="fr_FR" w:bidi="fr_FR"/>
+        </w:rPr>
+        <w:t>chap. 17</w:t>
+      </w:r>
       <w:r>
         <w:rPr>
           <w:lang w:val="fr_FR" w:bidi="fr_FR"/>
         </w:rPr>
         <w:t>), les conditions politiques nécessaires (</w:t>
       </w:r>
-      <w:hyperlink r:id="rId31">
-        <w:r>
-          <w:rPr>
-            <w:lang w:val="fr_FR" w:bidi="fr_FR"/>
-          </w:rPr>
-          <w:rPr>
-            <w:color w:val="0000EE"/>
-            <w:u w:val="single"/>
-          </w:rPr>
-          <w:t>chap. 18–20</w:t>
-        </w:r>
-      </w:hyperlink>
+      <w:r>
+        <w:rPr>
+          <w:lang w:val="fr_FR" w:bidi="fr_FR"/>
+        </w:rPr>
+        <w:t>chap. 18–20</w:t>
+      </w:r>
       <w:r>
         <w:rPr>
           <w:lang w:val="fr_FR" w:bidi="fr_FR"/>
         </w:rPr>
         <w:t>), l'emplacement (</w:t>
       </w:r>
-      <w:hyperlink r:id="rId32">
-        <w:r>
-          <w:rPr>
-            <w:lang w:val="fr_FR" w:bidi="fr_FR"/>
-          </w:rPr>
-          <w:rPr>
-            <w:color w:val="0000EE"/>
-            <w:u w:val="single"/>
-          </w:rPr>
-          <w:t>chap. 21</w:t>
-        </w:r>
-      </w:hyperlink>
+      <w:r>
+        <w:rPr>
+          <w:lang w:val="fr_FR" w:bidi="fr_FR"/>
+        </w:rPr>
+        <w:t>chap. 21</w:t>
+      </w:r>
       <w:r>
         <w:rPr>
           <w:lang w:val="fr_FR" w:bidi="fr_FR"/>
         </w:rPr>
         <w:t>), le personnel (</w:t>
       </w:r>
-      <w:hyperlink r:id="rId33">
-        <w:r>
-          <w:rPr>
-            <w:lang w:val="fr_FR" w:bidi="fr_FR"/>
-          </w:rPr>
-          <w:rPr>
-            <w:color w:val="0000EE"/>
-            <w:u w:val="single"/>
-          </w:rPr>
-          <w:t>chap. 23–27</w:t>
-        </w:r>
-      </w:hyperlink>
+      <w:r>
+        <w:rPr>
+          <w:lang w:val="fr_FR" w:bidi="fr_FR"/>
+        </w:rPr>
+        <w:t>chap. 23–27</w:t>
+      </w:r>
       <w:r>
         <w:rPr>
           <w:lang w:val="fr_FR" w:bidi="fr_FR"/>
         </w:rPr>
         <w:t xml:space="preserve">), les matériaux et les plans (chap. </w:t>
       </w:r>
-      <w:hyperlink r:id="rId34">
-        <w:r>
-          <w:rPr>
-            <w:lang w:val="fr_FR" w:bidi="fr_FR"/>
-          </w:rPr>
-          <w:rPr>
-            <w:color w:val="0000EE"/>
-            <w:u w:val="single"/>
-          </w:rPr>
-          <w:t>22</w:t>
-        </w:r>
-      </w:hyperlink>
+      <w:r>
+        <w:rPr>
+          <w:lang w:val="fr_FR" w:bidi="fr_FR"/>
+        </w:rPr>
+        <w:t>22</w:t>
+      </w:r>
       <w:r>
         <w:rPr>
           <w:lang w:val="fr_FR" w:bidi="fr_FR"/>
         </w:rPr>
         <w:t xml:space="preserve">, </w:t>
       </w:r>
-      <w:hyperlink r:id="rId35">
-        <w:r>
-          <w:rPr>
-            <w:lang w:val="fr_FR" w:bidi="fr_FR"/>
-          </w:rPr>
-          <w:rPr>
-            <w:color w:val="0000EE"/>
-            <w:u w:val="single"/>
-          </w:rPr>
-          <w:t>28–29</w:t>
-        </w:r>
-      </w:hyperlink>
+      <w:r>
+        <w:rPr>
+          <w:lang w:val="fr_FR" w:bidi="fr_FR"/>
+        </w:rPr>
+        <w:t>28–29</w:t>
+      </w:r>
       <w:r>
         <w:rPr>
           <w:lang w:val="fr_FR" w:bidi="fr_FR"/>
         </w:rPr>
         <w:t>). Le récit du règne de David se clôt par une grande assemblée et la désignation de Salomon comme roi de paix, chargé de construire le temple (</w:t>
       </w:r>
-      <w:hyperlink r:id="rId35">
-        <w:r>
-          <w:rPr>
-            <w:lang w:val="fr_FR" w:bidi="fr_FR"/>
-          </w:rPr>
-          <w:rPr>
-            <w:color w:val="0000EE"/>
-            <w:u w:val="single"/>
-          </w:rPr>
-          <w:t>chap. 28–29</w:t>
-        </w:r>
-      </w:hyperlink>
+      <w:r>
+        <w:rPr>
+          <w:lang w:val="fr_FR" w:bidi="fr_FR"/>
+        </w:rPr>
+        <w:t>chap. 28–29</w:t>
+      </w:r>
       <w:r>
         <w:rPr>
           <w:lang w:val="fr_FR" w:bidi="fr_FR"/>
@@ -810,72 +666,48 @@
         </w:rPr>
         <w:t>L'auteur du livre des Chroniques a probablement écrit vers 400 av. J.‑C., à la fin de l’Empire perse. La généalogie des descendants de Jojakin (</w:t>
       </w:r>
-      <w:hyperlink r:id="rId36">
-        <w:r>
-          <w:rPr>
-            <w:lang w:val="fr_FR" w:bidi="fr_FR"/>
-          </w:rPr>
-          <w:rPr>
-            <w:color w:val="0000EE"/>
-            <w:u w:val="single"/>
-          </w:rPr>
-          <w:t>3.17–24</w:t>
-        </w:r>
-      </w:hyperlink>
+      <w:r>
+        <w:rPr>
+          <w:lang w:val="fr_FR" w:bidi="fr_FR"/>
+        </w:rPr>
+        <w:t>3.17–24</w:t>
+      </w:r>
       <w:r>
         <w:rPr>
           <w:lang w:val="fr_FR" w:bidi="fr_FR"/>
         </w:rPr>
         <w:t>) suggère une date qui est huit générations après Zorobabel, qui a servi comme gouverneur vers 520 av. J.‑C., pendant les jours de Darius, roi de Perse (</w:t>
       </w:r>
-      <w:hyperlink r:id="rId37">
-        <w:r>
-          <w:rPr>
-            <w:lang w:val="fr_FR" w:bidi="fr_FR"/>
-          </w:rPr>
-          <w:rPr>
-            <w:color w:val="0000EE"/>
-            <w:u w:val="single"/>
-          </w:rPr>
-          <w:t>Za 1.1</w:t>
-        </w:r>
-      </w:hyperlink>
+      <w:r>
+        <w:rPr>
+          <w:lang w:val="fr_FR" w:bidi="fr_FR"/>
+        </w:rPr>
+        <w:t>Za 1.1</w:t>
+      </w:r>
       <w:r>
         <w:rPr>
           <w:lang w:val="fr_FR" w:bidi="fr_FR"/>
         </w:rPr>
         <w:t xml:space="preserve"> ; </w:t>
       </w:r>
-      <w:hyperlink r:id="rId38">
-        <w:r>
-          <w:rPr>
-            <w:lang w:val="fr_FR" w:bidi="fr_FR"/>
-          </w:rPr>
-          <w:rPr>
-            <w:color w:val="0000EE"/>
-            <w:u w:val="single"/>
-          </w:rPr>
-          <w:t>4.9</w:t>
-        </w:r>
-      </w:hyperlink>
+      <w:r>
+        <w:rPr>
+          <w:lang w:val="fr_FR" w:bidi="fr_FR"/>
+        </w:rPr>
+        <w:t>4.9</w:t>
+      </w:r>
       <w:r>
         <w:rPr>
           <w:lang w:val="fr_FR" w:bidi="fr_FR"/>
         </w:rPr>
         <w:t xml:space="preserve">). Il a probablement rédigé son œuvre quelque temps après le voyage de Néhémie à Jérusalem pour réparer les murailles de la ville, dans la vingtième année d'Artaxerxès (445 av. J.‑C. ; </w:t>
       </w:r>
-      <w:hyperlink r:id="rId39">
-        <w:r>
-          <w:rPr>
-            <w:lang w:val="fr_FR" w:bidi="fr_FR"/>
-          </w:rPr>
-          <w:rPr>
-            <w:color w:val="0000EE"/>
-            <w:u w:val="single"/>
-          </w:rPr>
-          <w:t>Né 2.1</w:t>
-        </w:r>
-      </w:hyperlink>
+      <w:r>
+        <w:rPr>
+          <w:lang w:val="fr_FR" w:bidi="fr_FR"/>
+        </w:rPr>
+        <w:t>Né 2.1</w:t>
+      </w:r>
       <w:r>
         <w:rPr>
           <w:lang w:val="fr_FR" w:bidi="fr_FR"/>
@@ -907,18 +739,12 @@
         </w:rPr>
         <w:t xml:space="preserve">Les informations concernant la situation en Judée après Néhémie sont rares, mais elle révèle certaines des difficultés de la communauté. Les mariages mixtes (avec des étrangers) étaient fréquents, en dépit des avertissements de Malachie (vers 400 av. J.‑C ; voir </w:t>
       </w:r>
-      <w:hyperlink r:id="rId40">
-        <w:r>
-          <w:rPr>
-            <w:lang w:val="fr_FR" w:bidi="fr_FR"/>
-          </w:rPr>
-          <w:rPr>
-            <w:color w:val="0000EE"/>
-            <w:u w:val="single"/>
-          </w:rPr>
-          <w:t>Ml 2.14–16</w:t>
-        </w:r>
-      </w:hyperlink>
+      <w:r>
+        <w:rPr>
+          <w:lang w:val="fr_FR" w:bidi="fr_FR"/>
+        </w:rPr>
+        <w:t>Ml 2.14–16</w:t>
+      </w:r>
       <w:r>
         <w:rPr>
           <w:lang w:val="fr_FR" w:bidi="fr_FR"/>
@@ -1028,36 +854,24 @@
         </w:rPr>
         <w:t>La promesse faite par Dieu à David (</w:t>
       </w:r>
-      <w:hyperlink r:id="rId30">
-        <w:r>
-          <w:rPr>
-            <w:lang w:val="fr_FR" w:bidi="fr_FR"/>
-          </w:rPr>
-          <w:rPr>
-            <w:color w:val="0000EE"/>
-            <w:u w:val="single"/>
-          </w:rPr>
-          <w:t>17.1–27</w:t>
-        </w:r>
-      </w:hyperlink>
+      <w:r>
+        <w:rPr>
+          <w:lang w:val="fr_FR" w:bidi="fr_FR"/>
+        </w:rPr>
+        <w:t>17.1–27</w:t>
+      </w:r>
       <w:r>
         <w:rPr>
           <w:lang w:val="fr_FR" w:bidi="fr_FR"/>
         </w:rPr>
         <w:t>) constitue le cœur du message de l'auteur du livre des Chroniques. Quand David a voulu bâtir une maison pour l’arche, le prophète Nathan a reçu une vision lui annonçant que c’est Dieu qui construirait une maison pour David : cette maison serait en fait une dynastie (</w:t>
       </w:r>
-      <w:hyperlink r:id="rId41">
-        <w:r>
-          <w:rPr>
-            <w:lang w:val="fr_FR" w:bidi="fr_FR"/>
-          </w:rPr>
-          <w:rPr>
-            <w:color w:val="0000EE"/>
-            <w:u w:val="single"/>
-          </w:rPr>
-          <w:t xml:space="preserve">2S 7.11–14 </w:t>
-        </w:r>
-      </w:hyperlink>
+      <w:r>
+        <w:rPr>
+          <w:lang w:val="fr_FR" w:bidi="fr_FR"/>
+        </w:rPr>
+        <w:t xml:space="preserve">2S 7.11–14 </w:t>
+      </w:r>
       <w:r>
         <w:rPr>
           <w:lang w:val="fr_FR" w:bidi="fr_FR"/>
@@ -1071,18 +885,12 @@
         </w:rPr>
         <w:t xml:space="preserve"> </w:t>
       </w:r>
-      <w:hyperlink r:id="rId42">
-        <w:r>
-          <w:rPr>
-            <w:lang w:val="fr_FR" w:bidi="fr_FR"/>
-          </w:rPr>
-          <w:rPr>
-            <w:color w:val="0000EE"/>
-            <w:u w:val="single"/>
-          </w:rPr>
-          <w:t>1Ch 17.10–14</w:t>
-        </w:r>
-      </w:hyperlink>
+      <w:r>
+        <w:rPr>
+          <w:lang w:val="fr_FR" w:bidi="fr_FR"/>
+        </w:rPr>
+        <w:t>1Ch 17.10–14</w:t>
+      </w:r>
       <w:r>
         <w:rPr>
           <w:lang w:val="fr_FR" w:bidi="fr_FR"/>
@@ -1103,54 +911,36 @@
         </w:rPr>
         <w:t>L'auteur du livre des Chroniques poursuivait un double objectif. Il devait, d’une part, expliquer pourquoi le royaume de David avait échoué, et d’autre part, affirmer que cette modeste province de l’Empire perse, en proie à des difficultés, deviendrait le royaume que Dieu avait promis à David. L’échec avait commencé avec Saül : Dieu l’avait rejeté pour son infidélité. Il avait désobéi, violé l’alliance, jusqu’à consulter un médium (</w:t>
       </w:r>
-      <w:hyperlink r:id="rId43">
-        <w:r>
-          <w:rPr>
-            <w:lang w:val="fr_FR" w:bidi="fr_FR"/>
-          </w:rPr>
-          <w:rPr>
-            <w:color w:val="0000EE"/>
-            <w:u w:val="single"/>
-          </w:rPr>
-          <w:t>10.13</w:t>
-        </w:r>
-      </w:hyperlink>
+      <w:r>
+        <w:rPr>
+          <w:lang w:val="fr_FR" w:bidi="fr_FR"/>
+        </w:rPr>
+        <w:t>10.13</w:t>
+      </w:r>
       <w:r>
         <w:rPr>
           <w:lang w:val="fr_FR" w:bidi="fr_FR"/>
         </w:rPr>
         <w:t xml:space="preserve">). Les rois suivants ont perpétué cette même infidélité, cherchant secours auprès de puissances étrangères ou de dieux païens plutôt qu’en l’Éternel, leur rocher (voir </w:t>
       </w:r>
-      <w:hyperlink r:id="rId44">
-        <w:r>
-          <w:rPr>
-            <w:lang w:val="fr_FR" w:bidi="fr_FR"/>
-          </w:rPr>
-          <w:rPr>
-            <w:color w:val="0000EE"/>
-            <w:u w:val="single"/>
-          </w:rPr>
-          <w:t>Dt 32.4</w:t>
-        </w:r>
-      </w:hyperlink>
+      <w:r>
+        <w:rPr>
+          <w:lang w:val="fr_FR" w:bidi="fr_FR"/>
+        </w:rPr>
+        <w:t>Dt 32.4</w:t>
+      </w:r>
       <w:r>
         <w:rPr>
           <w:lang w:val="fr_FR" w:bidi="fr_FR"/>
         </w:rPr>
         <w:t xml:space="preserve">, </w:t>
       </w:r>
-      <w:hyperlink r:id="rId45">
-        <w:r>
-          <w:rPr>
-            <w:lang w:val="fr_FR" w:bidi="fr_FR"/>
-          </w:rPr>
-          <w:rPr>
-            <w:color w:val="0000EE"/>
-            <w:u w:val="single"/>
-          </w:rPr>
-          <w:t>15–39</w:t>
-        </w:r>
-      </w:hyperlink>
+      <w:r>
+        <w:rPr>
+          <w:lang w:val="fr_FR" w:bidi="fr_FR"/>
+        </w:rPr>
+        <w:t>15–39</w:t>
+      </w:r>
       <w:r>
         <w:rPr>
           <w:lang w:val="fr_FR" w:bidi="fr_FR"/>
@@ -1196,18 +986,12 @@
         </w:rPr>
         <w:t xml:space="preserve"> » (</w:t>
       </w:r>
-      <w:hyperlink r:id="rId46">
-        <w:r>
-          <w:rPr>
-            <w:lang w:val="fr_FR" w:bidi="fr_FR"/>
-          </w:rPr>
-          <w:rPr>
-            <w:color w:val="0000EE"/>
-            <w:u w:val="single"/>
-          </w:rPr>
-          <w:t>2Ch 7.14</w:t>
-        </w:r>
-      </w:hyperlink>
+      <w:r>
+        <w:rPr>
+          <w:lang w:val="fr_FR" w:bidi="fr_FR"/>
+        </w:rPr>
+        <w:t>2Ch 7.14</w:t>
+      </w:r>
       <w:r>
         <w:rPr>
           <w:lang w:val="fr_FR" w:bidi="fr_FR"/>
@@ -1228,18 +1012,12 @@
         </w:rPr>
         <w:t xml:space="preserve">Le livre de 1 Chroniques pose ainsi les bases nécessaires à la restauration. La promesse faite à David n’avait pas disparu avec l’exil. La communauté rétablie à Jérusalem portait encore cette espérance. Même la division survenue après Salomon n’avait pas exclu une seule tribu de l'avenir florissant d'Israël. Pour l'auteur du livre des Chroniques, toutes les tribus représentées dans la restauration, y compris celles du royaume du nord (voir </w:t>
       </w:r>
-      <w:hyperlink r:id="rId47">
-        <w:r>
-          <w:rPr>
-            <w:lang w:val="fr_FR" w:bidi="fr_FR"/>
-          </w:rPr>
-          <w:rPr>
-            <w:color w:val="0000EE"/>
-            <w:u w:val="single"/>
-          </w:rPr>
-          <w:t>1Ch 9.3</w:t>
-        </w:r>
-      </w:hyperlink>
+      <w:r>
+        <w:rPr>
+          <w:lang w:val="fr_FR" w:bidi="fr_FR"/>
+        </w:rPr>
+        <w:t>1Ch 9.3</w:t>
+      </w:r>
       <w:r>
         <w:rPr>
           <w:lang w:val="fr_FR" w:bidi="fr_FR"/>
